--- a/bai2ss13.docx
+++ b/bai2ss13.docx
@@ -189,6 +189,7 @@
     </w:p>
     <w:p>
       <w:pPr>
+        <w:spacing w:after="240" w:before="240" w:lineRule="auto"/>
         <w:rPr/>
       </w:pPr>
       <w:r>
@@ -240,6 +241,17 @@
         <w:rPr>
           <w:rtl w:val="0"/>
         </w:rPr>
+      </w:r>
+    </w:p>
+    <w:p>
+      <w:pPr>
+        <w:rPr/>
+      </w:pPr>
+      <w:r>
+        <w:rPr>
+          <w:rtl w:val="0"/>
+        </w:rPr>
+        <w:t xml:space="preserve">link:  https://www.figma.com/design/NKQWWHyozVOa7mFUHMWuMA/Untitled?node-id=0-1&amp;t=9wHG2QY0XXyoOAwE-1</w:t>
       </w:r>
     </w:p>
     <w:sectPr>
